--- a/extras/clinical_descriptions/type_2_diabetes.docx
+++ b/extras/clinical_descriptions/type_2_diabetes.docx
@@ -2,809 +2,201 @@
 <file path=word/document.xml><?xml version="1.0" encoding="utf-8"?>
 <w:document xmlns:wpc="http://schemas.microsoft.com/office/word/2010/wordprocessingCanvas" xmlns:cx="http://schemas.microsoft.com/office/drawing/2014/chartex" xmlns:cx1="http://schemas.microsoft.com/office/drawing/2015/9/8/chartex" xmlns:cx2="http://schemas.microsoft.com/office/drawing/2015/10/21/chartex" xmlns:cx3="http://schemas.microsoft.com/office/drawing/2016/5/9/chartex" xmlns:cx4="http://schemas.microsoft.com/office/drawing/2016/5/10/chartex" xmlns:cx5="http://schemas.microsoft.com/office/drawing/2016/5/11/chartex" xmlns:cx6="http://schemas.microsoft.com/office/drawing/2016/5/12/chartex" xmlns:cx7="http://schemas.microsoft.com/office/drawing/2016/5/13/chartex" xmlns:cx8="http://schemas.microsoft.com/office/drawing/2016/5/14/chartex" xmlns:mc="http://schemas.openxmlformats.org/markup-compatibility/2006" xmlns:aink="http://schemas.microsoft.com/office/drawing/2016/ink" xmlns:am3d="http://schemas.microsoft.com/office/drawing/2017/model3d" xmlns:o="urn:schemas-microsoft-com:office:office" xmlns:oel="http://schemas.microsoft.com/office/2019/extlst" xmlns:r="http://schemas.openxmlformats.org/officeDocument/2006/relationships" xmlns:m="http://schemas.openxmlformats.org/officeDocument/2006/math" xmlns:v="urn:schemas-microsoft-com:vml" xmlns:wp14="http://schemas.microsoft.com/office/word/2010/wordprocessingDrawing" xmlns:wp="http://schemas.openxmlformats.org/drawingml/2006/wordprocessingDrawing" xmlns:w10="urn:schemas-microsoft-com:office:word" xmlns:w="http://schemas.openxmlformats.org/wordprocessingml/2006/main" xmlns:w14="http://schemas.microsoft.com/office/word/2010/wordml" xmlns:w15="http://schemas.microsoft.com/office/word/2012/wordml" xmlns:w16cex="http://schemas.microsoft.com/office/word/2018/wordml/cex" xmlns:w16cid="http://schemas.microsoft.com/office/word/2016/wordml/cid" xmlns:w16="http://schemas.microsoft.com/office/word/2018/wordml" xmlns:w16du="http://schemas.microsoft.com/office/word/2023/wordml/word16du" xmlns:w16sdtdh="http://schemas.microsoft.com/office/word/2020/wordml/sdtdatahash" xmlns:w16sdtfl="http://schemas.microsoft.com/office/word/2024/wordml/sdtformatlock" xmlns:w16se="http://schemas.microsoft.com/office/word/2015/wordml/symex" xmlns:wpg="http://schemas.microsoft.com/office/word/2010/wordprocessingGroup" xmlns:wpi="http://schemas.microsoft.com/office/word/2010/wordprocessingInk" xmlns:wne="http://schemas.microsoft.com/office/word/2006/wordml" xmlns:wps="http://schemas.microsoft.com/office/word/2010/wordprocessingShape" mc:Ignorable="w14 w15 w16se w16cid w16 w16cex w16sdtdh w16sdtfl w16du wp14">
   <w:body>
+    <w:p/>
     <w:p>
       <w:pPr>
-        <w:pStyle w:val="Heading1"/>
-        <w:rPr>
-          <w:rFonts w:ascii="Arial Rounded MT Bold" w:hAnsi="Arial Rounded MT Bold"/>
-          <w:b/>
-          <w:bCs/>
-          <w:sz w:val="48"/>
-          <w:szCs w:val="48"/>
-        </w:rPr>
+        <w:pStyle w:val="Title"/>
       </w:pPr>
       <w:r>
-        <w:rPr>
-          <w:rFonts w:ascii="Arial Rounded MT Bold" w:hAnsi="Arial Rounded MT Bold"/>
-          <w:b/>
-          <w:bCs/>
-          <w:sz w:val="48"/>
-          <w:szCs w:val="48"/>
-        </w:rPr>
-        <w:t xml:space="preserve">Clinical description </w:t>
+        <w:t xml:space="preserve">Clinical description for type_2_diabetes</w:t>
       </w:r>
     </w:p>
     <w:p>
       <w:pPr>
-        <w:spacing w:after="240" w:line="240" w:lineRule="auto"/>
-        <w:outlineLvl w:val="1"/>
-        <w:rPr>
-          <w:rFonts w:ascii="Segoe UI" w:eastAsia="Times New Roman" w:hAnsi="Segoe UI" w:cs="Segoe UI"/>
-          <w:b/>
-          <w:bCs/>
-          <w:sz w:val="18"/>
-          <w:szCs w:val="18"/>
-          <w:lang w:eastAsia="en-GB"/>
-        </w:rPr>
-      </w:pPr>
-    </w:p>
-    <w:p>
-      <w:pPr>
-        <w:spacing w:after="240" w:line="240" w:lineRule="auto"/>
-        <w:outlineLvl w:val="1"/>
-        <w:rPr>
-          <w:rFonts w:ascii="Segoe UI" w:eastAsia="Times New Roman" w:hAnsi="Segoe UI" w:cs="Segoe UI"/>
-          <w:sz w:val="18"/>
-          <w:szCs w:val="18"/>
-          <w:lang w:eastAsia="en-GB"/>
-        </w:rPr>
+        <w:pStyle w:val="Normal"/>
       </w:pPr>
       <w:r>
-        <w:rPr>
-          <w:rFonts w:ascii="Segoe UI" w:eastAsia="Times New Roman" w:hAnsi="Segoe UI" w:cs="Segoe UI"/>
-          <w:b/>
-          <w:bCs/>
-          <w:sz w:val="18"/>
-          <w:szCs w:val="18"/>
-          <w:lang w:eastAsia="en-GB"/>
-        </w:rPr>
-        <w:t xml:space="preserve">Phenotype name: </w:t>
-      </w:r>
-      <w:r>
-        <w:rPr>
-          <w:rFonts w:ascii="Segoe UI" w:eastAsia="Times New Roman" w:hAnsi="Segoe UI" w:cs="Segoe UI"/>
-          <w:b/>
-          <w:bCs/>
-          <w:sz w:val="18"/>
-          <w:szCs w:val="18"/>
-          <w:lang w:eastAsia="en-GB"/>
-        </w:rPr>
-        <w:t>type 2 diabetes</w:t>
+        <w:t xml:space="preserve"/>
       </w:r>
     </w:p>
     <w:p>
       <w:pPr>
-        <w:spacing w:after="240" w:line="240" w:lineRule="auto"/>
-        <w:outlineLvl w:val="1"/>
-        <w:rPr>
-          <w:rFonts w:ascii="Segoe UI" w:eastAsia="Times New Roman" w:hAnsi="Segoe UI" w:cs="Segoe UI"/>
-          <w:b/>
-          <w:bCs/>
-          <w:sz w:val="18"/>
-          <w:szCs w:val="18"/>
-          <w:lang w:eastAsia="en-GB"/>
-        </w:rPr>
+        <w:pStyle w:val="Normal"/>
+        <w:jc w:val="left"/>
+        <w:pBdr>
+          <w:bottom w:val="none" w:sz="0" w:space="0" w:color="000000"/>
+          <w:top w:val="none" w:sz="0" w:space="0" w:color="000000"/>
+          <w:left w:val="none" w:sz="0" w:space="0" w:color="000000"/>
+          <w:right w:val="none" w:sz="0" w:space="0" w:color="000000"/>
+        </w:pBdr>
+        <w:spacing w:after="0" w:before="0" w:line="240"/>
+        <w:ind w:left="0" w:right="0" w:firstLine="0" w:firstLineChars="0"/>
       </w:pPr>
       <w:r>
         <w:rPr>
-          <w:rFonts w:ascii="Segoe UI" w:eastAsia="Times New Roman" w:hAnsi="Segoe UI" w:cs="Segoe UI"/>
-          <w:b/>
-          <w:bCs/>
-          <w:sz w:val="18"/>
-          <w:szCs w:val="18"/>
-          <w:lang w:eastAsia="en-GB"/>
+          <w:rFonts w:ascii="Arial" w:hAnsi="Arial" w:eastAsia="Arial" w:cs="Arial"/>
+          <w:i w:val="true"/>
+          <w:b w:val="false"/>
+          <w:u w:val="none"/>
+          <w:sz w:val="20"/>
+          <w:szCs w:val="20"/>
+          <w:color w:val="000000"/>
         </w:rPr>
-        <w:t xml:space="preserve">Author: </w:t>
-      </w:r>
-      <w:r>
-        <w:rPr>
-          <w:rFonts w:ascii="Segoe UI" w:eastAsia="Times New Roman" w:hAnsi="Segoe UI" w:cs="Segoe UI"/>
-          <w:b/>
-          <w:bCs/>
-          <w:sz w:val="18"/>
-          <w:szCs w:val="18"/>
-          <w:lang w:eastAsia="en-GB"/>
-        </w:rPr>
-        <w:t>Hannah Montana</w:t>
+        <w:t xml:space="preserve">Created on 2026-04-13</w:t>
       </w:r>
     </w:p>
     <w:p>
       <w:pPr>
-        <w:spacing w:after="240" w:line="240" w:lineRule="auto"/>
-        <w:outlineLvl w:val="1"/>
-        <w:rPr>
-          <w:rFonts w:ascii="Segoe UI" w:eastAsia="Times New Roman" w:hAnsi="Segoe UI" w:cs="Segoe UI"/>
-          <w:b/>
-          <w:bCs/>
-          <w:sz w:val="18"/>
-          <w:szCs w:val="18"/>
-          <w:lang w:eastAsia="en-GB"/>
-        </w:rPr>
+        <w:pStyle w:val="Normal"/>
       </w:pPr>
       <w:r>
-        <w:rPr>
-          <w:rFonts w:ascii="Segoe UI" w:eastAsia="Times New Roman" w:hAnsi="Segoe UI" w:cs="Segoe UI"/>
-          <w:b/>
-          <w:bCs/>
-          <w:sz w:val="18"/>
-          <w:szCs w:val="18"/>
-          <w:lang w:eastAsia="en-GB"/>
-        </w:rPr>
-        <w:t xml:space="preserve">Date: </w:t>
-      </w:r>
-      <w:r>
-        <w:rPr>
-          <w:rFonts w:ascii="Segoe UI" w:eastAsia="Times New Roman" w:hAnsi="Segoe UI" w:cs="Segoe UI"/>
-          <w:b/>
-          <w:bCs/>
-          <w:sz w:val="18"/>
-          <w:szCs w:val="18"/>
-          <w:lang w:eastAsia="en-GB"/>
-        </w:rPr>
-        <w:t>8/08/2001</w:t>
+        <w:t xml:space="preserve"/>
       </w:r>
     </w:p>
     <w:p>
       <w:pPr>
-        <w:spacing w:before="360" w:after="240" w:line="240" w:lineRule="auto"/>
-        <w:outlineLvl w:val="2"/>
-        <w:rPr>
-          <w:rFonts w:ascii="Segoe UI" w:eastAsia="Times New Roman" w:hAnsi="Segoe UI" w:cs="Segoe UI"/>
-          <w:b/>
-          <w:bCs/>
-          <w:sz w:val="30"/>
-          <w:szCs w:val="30"/>
-          <w:lang w:eastAsia="en-GB"/>
-        </w:rPr>
+        <w:pStyle w:val="Normal"/>
+        <w:jc w:val="left"/>
+        <w:pBdr>
+          <w:bottom w:val="none" w:sz="0" w:space="0" w:color="000000"/>
+          <w:top w:val="none" w:sz="0" w:space="0" w:color="000000"/>
+          <w:left w:val="none" w:sz="0" w:space="0" w:color="000000"/>
+          <w:right w:val="none" w:sz="0" w:space="0" w:color="000000"/>
+        </w:pBdr>
+        <w:spacing w:after="0" w:before="0" w:line="240"/>
+        <w:ind w:left="0" w:right="0" w:firstLine="0" w:firstLineChars="0"/>
       </w:pPr>
       <w:r>
         <w:rPr>
-          <w:rFonts w:ascii="Segoe UI" w:eastAsia="Times New Roman" w:hAnsi="Segoe UI" w:cs="Segoe UI"/>
-          <w:b/>
-          <w:bCs/>
-          <w:sz w:val="30"/>
-          <w:szCs w:val="30"/>
-          <w:lang w:eastAsia="en-GB"/>
+          <w:rFonts w:ascii="Arial" w:hAnsi="Arial" w:eastAsia="Arial" w:cs="Arial"/>
+          <w:i w:val="true"/>
+          <w:b w:val="false"/>
+          <w:u w:val="none"/>
+          <w:sz w:val="20"/>
+          <w:szCs w:val="20"/>
+          <w:color w:val="000000"/>
         </w:rPr>
-        <w:t>Information source</w:t>
+        <w:t xml:space="preserve">Description generated by using gemini-2.5-pro (via PhenotypeR::getClinicalDescription())</w:t>
       </w:r>
     </w:p>
     <w:p>
       <w:pPr>
-        <w:rPr>
-          <w:lang w:eastAsia="en-GB"/>
-        </w:rPr>
-      </w:pPr>
-      <w:proofErr w:type="spellStart"/>
+        <w:pStyle w:val="Normal"/>
+      </w:pPr>
       <w:r>
-        <w:rPr>
-          <w:lang w:eastAsia="en-GB"/>
-        </w:rPr>
-        <w:t>Dynamed</w:t>
-      </w:r>
-      <w:proofErr w:type="spellEnd"/>
-      <w:r>
-        <w:rPr>
-          <w:lang w:eastAsia="en-GB"/>
-        </w:rPr>
-        <w:t xml:space="preserve"> (</w:t>
-      </w:r>
-      <w:hyperlink r:id="rId8" w:history="1">
-        <w:r>
-          <w:rPr>
-            <w:rStyle w:val="Hyperlink"/>
-            <w:lang w:eastAsia="en-GB"/>
-          </w:rPr>
-          <w:t xml:space="preserve">Home - </w:t>
-        </w:r>
-        <w:proofErr w:type="spellStart"/>
-        <w:r>
-          <w:rPr>
-            <w:rStyle w:val="Hyperlink"/>
-            <w:lang w:eastAsia="en-GB"/>
-          </w:rPr>
-          <w:t>DynaMed</w:t>
-        </w:r>
-        <w:proofErr w:type="spellEnd"/>
-      </w:hyperlink>
-      <w:r>
-        <w:rPr>
-          <w:lang w:eastAsia="en-GB"/>
-        </w:rPr>
-        <w:t>)</w:t>
+        <w:t xml:space="preserve"/>
       </w:r>
     </w:p>
     <w:p>
       <w:pPr>
-        <w:spacing w:before="360" w:after="240" w:line="240" w:lineRule="auto"/>
-        <w:outlineLvl w:val="2"/>
-        <w:rPr>
-          <w:rFonts w:ascii="Segoe UI" w:eastAsia="Times New Roman" w:hAnsi="Segoe UI" w:cs="Segoe UI"/>
-          <w:b/>
-          <w:bCs/>
-          <w:sz w:val="30"/>
-          <w:szCs w:val="30"/>
-          <w:lang w:eastAsia="en-GB"/>
-        </w:rPr>
+        <w:pStyle w:val="Heading1"/>
       </w:pPr>
       <w:r>
-        <w:rPr>
-          <w:rFonts w:ascii="Segoe UI" w:eastAsia="Times New Roman" w:hAnsi="Segoe UI" w:cs="Segoe UI"/>
-          <w:b/>
-          <w:bCs/>
-          <w:sz w:val="30"/>
-          <w:szCs w:val="30"/>
-          <w:lang w:eastAsia="en-GB"/>
-        </w:rPr>
-        <w:t>Introduction</w:t>
+        <w:t xml:space="preserve">Introduction/ synonyms</w:t>
       </w:r>
     </w:p>
     <w:p>
+      <w:pPr>
+        <w:pStyle w:val="Normal"/>
+      </w:pPr>
       <w:r>
-        <w:t xml:space="preserve">Type 2 diabetes is characterized by </w:t>
-      </w:r>
-      <w:proofErr w:type="spellStart"/>
-      <w:r>
-        <w:t>hyperglycemia</w:t>
-      </w:r>
-      <w:proofErr w:type="spellEnd"/>
-      <w:r>
-        <w:t xml:space="preserve"> due to a nonautoimmune progressive loss of beta-cell insulin secretion, often in the setting of insulin resistance and metabolic syndrome. Chronic </w:t>
-      </w:r>
-      <w:proofErr w:type="spellStart"/>
-      <w:r>
-        <w:t>hyperglycemia</w:t>
-      </w:r>
-      <w:proofErr w:type="spellEnd"/>
-      <w:r>
-        <w:t xml:space="preserve"> of diabetes can cause multiorgan damage and lead to serious complications, including cardiovascular disease, retinopathy, neuropathy, and nephropathy</w:t>
-      </w:r>
-      <w:r>
-        <w:t>.</w:t>
+        <w:t xml:space="preserve">Type 2 diabetes mellitus is a chronic metabolic disorder characterised by hyperglycaemia resulting from a combination of insulin resistance and a relative insulin deficiency. Historically, it has also been referred to as non-insulin-dependent diabetes mellitus or adult-onset diabetes, though these terms are now less favoured as the condition can affect children and many patients eventually require insulin therapy.</w:t>
       </w:r>
     </w:p>
     <w:p>
+      <w:pPr>
+        <w:pStyle w:val="Heading1"/>
+      </w:pPr>
       <w:r>
-        <w:t xml:space="preserve">It can also be called: </w:t>
-      </w:r>
-      <w:r>
-        <w:t>Diabetes mellitus type 2</w:t>
-      </w:r>
-      <w:r>
-        <w:t xml:space="preserve">, </w:t>
-      </w:r>
-      <w:r>
-        <w:t>Diabetes mellitus type II</w:t>
-      </w:r>
-      <w:r>
-        <w:t xml:space="preserve">, </w:t>
-      </w:r>
-      <w:r>
-        <w:t>Type II diabetes</w:t>
-      </w:r>
-      <w:r>
-        <w:t xml:space="preserve">, </w:t>
-      </w:r>
-      <w:r>
-        <w:t>Non-insulin-dependent diabetes mellitus (NIDDM)</w:t>
-      </w:r>
-      <w:r>
-        <w:t xml:space="preserve">, </w:t>
-      </w:r>
-      <w:r>
-        <w:t>Adult-onset diabetes</w:t>
-      </w:r>
-      <w:r>
-        <w:t>.</w:t>
+        <w:t xml:space="preserve">Clinical presentation/ symptoms</w:t>
       </w:r>
     </w:p>
     <w:p>
       <w:pPr>
-        <w:spacing w:before="360" w:after="240" w:line="240" w:lineRule="auto"/>
-        <w:outlineLvl w:val="2"/>
-        <w:rPr>
-          <w:rFonts w:ascii="Segoe UI" w:eastAsia="Times New Roman" w:hAnsi="Segoe UI" w:cs="Segoe UI"/>
-          <w:b/>
-          <w:bCs/>
-          <w:sz w:val="30"/>
-          <w:szCs w:val="30"/>
-          <w:lang w:eastAsia="en-GB"/>
-        </w:rPr>
+        <w:pStyle w:val="Normal"/>
       </w:pPr>
       <w:r>
-        <w:rPr>
-          <w:rFonts w:ascii="Segoe UI" w:eastAsia="Times New Roman" w:hAnsi="Segoe UI" w:cs="Segoe UI"/>
-          <w:b/>
-          <w:bCs/>
-          <w:sz w:val="30"/>
-          <w:szCs w:val="30"/>
-          <w:lang w:eastAsia="en-GB"/>
-        </w:rPr>
-        <w:t>Epidemiology</w:t>
+        <w:t xml:space="preserve">The onset of type 2 diabetes is often gradual, and many individuals may be asymptomatic for several years, with diagnosis occurring during routine health screening. When symptoms are present, they commonly include polyuria, polydipsia, unexplained weight loss, fatigue, blurred vision, and an increased susceptibility to infections. Signs of insulin resistance, such as acanthosis nigricans, may also be observed.</w:t>
       </w:r>
     </w:p>
     <w:p>
+      <w:pPr>
+        <w:pStyle w:val="Heading1"/>
+      </w:pPr>
       <w:r>
-        <w:t xml:space="preserve"> </w:t>
-      </w:r>
-      <w:r>
-        <w:t>Incidence/Prevalence</w:t>
-      </w:r>
-      <w:r>
-        <w:t>:</w:t>
+        <w:t xml:space="preserve">Epidemiology</w:t>
       </w:r>
     </w:p>
     <w:p>
       <w:pPr>
-        <w:numPr>
-          <w:ilvl w:val="0"/>
-          <w:numId w:val="5"/>
-        </w:numPr>
+        <w:pStyle w:val="Normal"/>
       </w:pPr>
       <w:r>
-        <w:t>About 537 million people worldwide were estimated to have diabetes in 2021, and type 2 diabetes was reported to account for &gt; 90% of those cases (</w:t>
-      </w:r>
-      <w:hyperlink r:id="rId9" w:tgtFrame="_blank" w:history="1">
-        <w:r>
-          <w:rPr>
-            <w:rStyle w:val="Hyperlink"/>
-          </w:rPr>
-          <w:t>38524769Health Sci Rep 2024 Mar;7(3):e2004</w:t>
-        </w:r>
-      </w:hyperlink>
-      <w:hyperlink r:id="rId10" w:tgtFrame="_blank" w:history="1">
-        <w:r>
-          <w:rPr>
-            <w:rStyle w:val="Hyperlink"/>
-          </w:rPr>
-          <w:t>full-text</w:t>
-        </w:r>
-      </w:hyperlink>
-      <w:r>
-        <w:t>).</w:t>
+        <w:t xml:space="preserve">The prevalence of type 2 diabetes increases substantially with age and is higher in some ethnic populations, including those of South Asian and African-Caribbean heritage. Non-modifiable risk factors include a family history of the condition, increasing age, and a personal history of gestational diabetes. Modifiable risk factors are centrally important and include being overweight or obese, physical inactivity, and an unhealthy diet. Common comorbidities that frequently co-exist with or develop after a diagnosis include hypertension, dyslipidaemia, and cardiovascular diseases such as coronary artery disease and stroke, as well as chronic kidney disease and non-alcoholic fatty liver disease.</w:t>
       </w:r>
     </w:p>
     <w:p>
       <w:pPr>
-        <w:numPr>
-          <w:ilvl w:val="0"/>
-          <w:numId w:val="5"/>
-        </w:numPr>
+        <w:pStyle w:val="Heading1"/>
       </w:pPr>
       <w:r>
-        <w:t xml:space="preserve">Rates of diabetes increase with age. The estimated prevalence of diabetes, both diagnosed and undiagnosed, in the United States in 2021 per the </w:t>
-      </w:r>
-      <w:proofErr w:type="spellStart"/>
-      <w:r>
-        <w:t>Centers</w:t>
-      </w:r>
-      <w:proofErr w:type="spellEnd"/>
-      <w:r>
-        <w:t xml:space="preserve"> for Disease Control and Prevention (CDC) 2024 Diabetes Statistics Report was as follows:</w:t>
+        <w:t xml:space="preserve">Assessment/ diagnosis</w:t>
       </w:r>
     </w:p>
     <w:p>
       <w:pPr>
-        <w:numPr>
-          <w:ilvl w:val="1"/>
-          <w:numId w:val="5"/>
-        </w:numPr>
+        <w:pStyle w:val="Normal"/>
       </w:pPr>
       <w:r>
-        <w:t>11.6% of population overall (38.4 million people)</w:t>
+        <w:t xml:space="preserve">Diagnosis is based on glycaemic criteria from laboratory blood tests. The primary diagnostic test is glycated haemoglobin (HbA1c), which reflects average blood glucose over the previous two to three months, with a threshold typically set at 48 mmol/mol or higher. Alternative diagnostic tests include fasting plasma glucose, a two-hour plasma glucose measurement during an oral glucose tolerance test, or a random plasma glucose test in individuals with classic hyperglycaemic symptoms. Diagnosis usually requires a confirmatory test on a subsequent day unless the patient is symptomatic with a markedly elevated glucose reading.</w:t>
       </w:r>
     </w:p>
     <w:p>
       <w:pPr>
-        <w:numPr>
-          <w:ilvl w:val="1"/>
-          <w:numId w:val="5"/>
-        </w:numPr>
+        <w:pStyle w:val="Heading1"/>
       </w:pPr>
       <w:r>
-        <w:t>14.7% of adults ≥ 18 years old (38.1 million people)</w:t>
+        <w:t xml:space="preserve">Therapeutic plan/ treatment</w:t>
       </w:r>
     </w:p>
     <w:p>
       <w:pPr>
-        <w:numPr>
-          <w:ilvl w:val="1"/>
-          <w:numId w:val="5"/>
-        </w:numPr>
+        <w:pStyle w:val="Normal"/>
       </w:pPr>
       <w:r>
-        <w:t>29.2% of adults ≥ 65 years old</w:t>
+        <w:t xml:space="preserve">Initial management centres on lifestyle interventions, including dietary modification, increased physical activity, and weight management, alongside structured education. If lifestyle measures alone do not achieve glycaemic targets, pharmacological therapy is initiated, with metformin being the standard first-line agent. Should metformin be insufficient or contraindicated, subsequent treatment involves adding other oral or injectable agents, such as sulfonylureas, dipeptidyl peptidase-4 inhibitors, sodium-glucose co-transporter-2 inhibitors, glucagon-like peptide-1 receptor agonists, or pioglitazone. As the underlying beta-cell function declines over time, many patients ultimately require insulin therapy, often in combination with other agents, to maintain glycaemic control.</w:t>
       </w:r>
     </w:p>
     <w:p>
       <w:pPr>
-        <w:spacing w:before="360" w:after="240" w:line="240" w:lineRule="auto"/>
-        <w:outlineLvl w:val="2"/>
-        <w:rPr>
-          <w:rFonts w:ascii="Segoe UI" w:eastAsia="Times New Roman" w:hAnsi="Segoe UI" w:cs="Segoe UI"/>
-          <w:b/>
-          <w:bCs/>
-          <w:sz w:val="30"/>
-          <w:szCs w:val="30"/>
-          <w:lang w:eastAsia="en-GB"/>
-        </w:rPr>
+        <w:pStyle w:val="Heading1"/>
       </w:pPr>
       <w:r>
-        <w:rPr>
-          <w:rFonts w:ascii="Segoe UI" w:eastAsia="Times New Roman" w:hAnsi="Segoe UI" w:cs="Segoe UI"/>
-          <w:b/>
-          <w:bCs/>
-          <w:sz w:val="30"/>
-          <w:szCs w:val="30"/>
-          <w:lang w:eastAsia="en-GB"/>
-        </w:rPr>
-        <w:t>Risk factors</w:t>
+        <w:t xml:space="preserve">Complications and prognosis</w:t>
       </w:r>
     </w:p>
     <w:p>
       <w:pPr>
-        <w:rPr>
-          <w:rFonts w:cstheme="minorHAnsi"/>
-        </w:rPr>
+        <w:pStyle w:val="Normal"/>
       </w:pPr>
       <w:r>
-        <w:rPr>
-          <w:rFonts w:cstheme="minorHAnsi"/>
-        </w:rPr>
-        <w:t>Risk factors for type 2 diabetes include, but are not limited to</w:t>
-      </w:r>
-      <w:r>
-        <w:rPr>
-          <w:rFonts w:cstheme="minorHAnsi"/>
-        </w:rPr>
-        <w:t xml:space="preserve"> </w:t>
-      </w:r>
-      <w:r>
-        <w:rPr>
-          <w:rFonts w:cstheme="minorHAnsi"/>
-        </w:rPr>
-        <w:t>Nonmodifiable risk factors such as age ≥ 35 years, high-risk race or ethnicity, family history of type 2 diabetes in a first-degree relative, and genetic factors</w:t>
-      </w:r>
-      <w:r>
-        <w:rPr>
-          <w:rFonts w:cstheme="minorHAnsi"/>
-        </w:rPr>
-        <w:t xml:space="preserve">, </w:t>
-      </w:r>
-      <w:r>
-        <w:rPr>
-          <w:rFonts w:cstheme="minorHAnsi"/>
-        </w:rPr>
-        <w:t>Social determinants of health including low socioeconomic status and toxic environmental exposures such as exposure to air pollution, arsenic, or persistent organic pollutants</w:t>
-      </w:r>
-      <w:r>
-        <w:rPr>
-          <w:rFonts w:cstheme="minorHAnsi"/>
-        </w:rPr>
-        <w:t xml:space="preserve">, </w:t>
-      </w:r>
-      <w:r>
-        <w:rPr>
-          <w:rFonts w:cstheme="minorHAnsi"/>
-        </w:rPr>
-        <w:t>Lifestyle risk factors such as poor diet quality, sedentary lifestyle, and smoking</w:t>
-      </w:r>
-      <w:r>
-        <w:rPr>
-          <w:rFonts w:cstheme="minorHAnsi"/>
-        </w:rPr>
-        <w:t xml:space="preserve">, </w:t>
-      </w:r>
-      <w:r>
-        <w:rPr>
-          <w:rFonts w:cstheme="minorHAnsi"/>
-        </w:rPr>
-        <w:t xml:space="preserve">Metabolic conditions </w:t>
-      </w:r>
-      <w:r>
-        <w:rPr>
-          <w:rFonts w:cstheme="minorHAnsi"/>
-        </w:rPr>
-        <w:lastRenderedPageBreak/>
-        <w:t>such as prediabetes, excess adiposity assessed by an elevated body mass index (BMI), central or abdominal obesity assessed by waist circumference, other components of the metabolic syndrome, polycystic ovary syndrome, and history of gestational diabetes</w:t>
-      </w:r>
-      <w:r>
-        <w:rPr>
-          <w:rFonts w:cstheme="minorHAnsi"/>
-        </w:rPr>
-        <w:t xml:space="preserve">, </w:t>
-      </w:r>
-      <w:r>
-        <w:rPr>
-          <w:rFonts w:cstheme="minorHAnsi"/>
-        </w:rPr>
-        <w:t xml:space="preserve">Other conditions such as depression, obstructive sleep </w:t>
-      </w:r>
-      <w:proofErr w:type="spellStart"/>
-      <w:r>
-        <w:rPr>
-          <w:rFonts w:cstheme="minorHAnsi"/>
-        </w:rPr>
-        <w:t>apnea</w:t>
-      </w:r>
-      <w:proofErr w:type="spellEnd"/>
-      <w:r>
-        <w:rPr>
-          <w:rFonts w:cstheme="minorHAnsi"/>
-        </w:rPr>
-        <w:t>, and certain infections including hepatitis C and </w:t>
-      </w:r>
-      <w:r>
-        <w:rPr>
-          <w:rFonts w:cstheme="minorHAnsi"/>
-          <w:i/>
-          <w:iCs/>
-        </w:rPr>
-        <w:t>Helicobacter pylori</w:t>
-      </w:r>
-      <w:r>
-        <w:rPr>
-          <w:rFonts w:cstheme="minorHAnsi"/>
-        </w:rPr>
-        <w:t xml:space="preserve">, </w:t>
-      </w:r>
-      <w:r>
-        <w:rPr>
-          <w:rFonts w:cstheme="minorHAnsi"/>
-        </w:rPr>
-        <w:t>Medications such as glucocorticoids, statins, thiazide diuretics, some HIV medications, and second-generation antipsychotics</w:t>
+        <w:t xml:space="preserve">Long-term complications arise from chronic hyperglycaemia and affect multiple organ systems. Microvascular complications include retinopathy, nephropathy, and neuropathy, while macrovascular complications involve an accelerated risk of cardiovascular disease, including myocardial infarction and stroke, and peripheral arterial disease. The prognosis is variable and is heavily dependent on the effectiveness of glycaemic control and the management of associated cardiovascular risk factors such as hypertension and dyslipidaemia. While well-managed individuals can have a near-normal life expectancy, poorly controlled disease leads to a significant increase in morbidity and mortality.</w:t>
       </w:r>
     </w:p>
     <w:p>
       <w:pPr>
-        <w:spacing w:before="360" w:after="240" w:line="240" w:lineRule="auto"/>
-        <w:outlineLvl w:val="2"/>
-        <w:rPr>
-          <w:rFonts w:ascii="Segoe UI" w:eastAsia="Times New Roman" w:hAnsi="Segoe UI" w:cs="Segoe UI"/>
-          <w:b/>
-          <w:bCs/>
-          <w:sz w:val="30"/>
-          <w:szCs w:val="30"/>
-          <w:lang w:eastAsia="en-GB"/>
-        </w:rPr>
-      </w:pPr>
-      <w:proofErr w:type="spellStart"/>
+        <w:pStyle w:val="Heading1"/>
+      </w:pPr>
       <w:r>
-        <w:rPr>
-          <w:rFonts w:ascii="Segoe UI" w:eastAsia="Times New Roman" w:hAnsi="Segoe UI" w:cs="Segoe UI"/>
-          <w:b/>
-          <w:bCs/>
-          <w:sz w:val="30"/>
-          <w:szCs w:val="30"/>
-          <w:lang w:eastAsia="en-GB"/>
-        </w:rPr>
-        <w:t>Etiology</w:t>
-      </w:r>
-      <w:proofErr w:type="spellEnd"/>
-    </w:p>
-    <w:p>
-      <w:pPr>
-        <w:rPr>
-          <w:rFonts w:cstheme="minorHAnsi"/>
-        </w:rPr>
-      </w:pPr>
-      <w:r>
-        <w:rPr>
-          <w:rFonts w:cstheme="minorHAnsi"/>
-        </w:rPr>
-        <w:t xml:space="preserve">Type 2 diabetes is caused by insulin resistance and progressive insulin secretory defects related to inflammation and metabolic stress, likely in combination with other contributing factors, such as genetic predisposition. These factors result in variable combinations of resistance to insulin action and an inadequate compensatory insulin secretory response. The </w:t>
-      </w:r>
-      <w:proofErr w:type="spellStart"/>
-      <w:r>
-        <w:rPr>
-          <w:rFonts w:cstheme="minorHAnsi"/>
-        </w:rPr>
-        <w:t>etiology</w:t>
-      </w:r>
-      <w:proofErr w:type="spellEnd"/>
-      <w:r>
-        <w:rPr>
-          <w:rFonts w:cstheme="minorHAnsi"/>
-        </w:rPr>
-        <w:t xml:space="preserve"> of the secretory defect is unclear, but it is not due to autoimmune beta-cell destruction, as in diabetes mellitus type 1.</w:t>
-      </w:r>
-      <w:hyperlink r:id="rId11" w:anchor="GUID-73927931-899C-4700-8953-7A578987593E__ADA2026" w:history="1">
-        <w:r>
-          <w:rPr>
-            <w:rStyle w:val="Hyperlink"/>
-            <w:rFonts w:cstheme="minorHAnsi"/>
-            <w:vertAlign w:val="superscript"/>
-          </w:rPr>
-          <w:t>1</w:t>
-        </w:r>
-      </w:hyperlink>
-      <w:r>
-        <w:rPr>
-          <w:rFonts w:cstheme="minorHAnsi"/>
-          <w:vertAlign w:val="superscript"/>
-        </w:rPr>
-        <w:t>,</w:t>
-      </w:r>
-      <w:hyperlink r:id="rId12" w:anchor="GUID-73927931-899C-4700-8953-7A578987593E__ADA2014DIAGNOSIS" w:history="1">
-        <w:r>
-          <w:rPr>
-            <w:rStyle w:val="Hyperlink"/>
-            <w:rFonts w:cstheme="minorHAnsi"/>
-            <w:vertAlign w:val="superscript"/>
-          </w:rPr>
-          <w:t>2</w:t>
-        </w:r>
-      </w:hyperlink>
-    </w:p>
-    <w:p>
-      <w:pPr>
-        <w:rPr>
-          <w:rFonts w:cstheme="minorHAnsi"/>
-        </w:rPr>
-      </w:pPr>
-      <w:r>
-        <w:rPr>
-          <w:rFonts w:cstheme="minorHAnsi"/>
-        </w:rPr>
-        <w:t>Patients have peripheral insulin resistance with relative, rather than absolute, insulin deficiency. Insulin resistance is often caused by obesity or an increased percentage of body fat.</w:t>
+        <w:t xml:space="preserve">Disqualifiers/ differential diagnoses</w:t>
       </w:r>
     </w:p>
     <w:p>
       <w:pPr>
-        <w:rPr>
-          <w:rFonts w:cstheme="minorHAnsi"/>
-        </w:rPr>
-      </w:pPr>
-    </w:p>
-    <w:p>
-      <w:pPr>
-        <w:pStyle w:val="Heading1"/>
-        <w:rPr>
-          <w:rFonts w:ascii="Arial Rounded MT Bold" w:hAnsi="Arial Rounded MT Bold"/>
-          <w:b/>
-          <w:bCs/>
-          <w:sz w:val="48"/>
-          <w:szCs w:val="48"/>
-        </w:rPr>
+        <w:pStyle w:val="Normal"/>
       </w:pPr>
       <w:r>
-        <w:rPr>
-          <w:rFonts w:ascii="Arial Rounded MT Bold" w:hAnsi="Arial Rounded MT Bold"/>
-          <w:b/>
-          <w:bCs/>
-          <w:sz w:val="48"/>
-          <w:szCs w:val="48"/>
-        </w:rPr>
-        <w:t>Phenotyping plan</w:t>
-      </w:r>
-    </w:p>
-    <w:p>
-      <w:pPr>
-        <w:rPr>
-          <w:i/>
-          <w:iCs/>
-          <w:u w:val="single"/>
-          <w:lang w:eastAsia="en-GB"/>
-        </w:rPr>
-      </w:pPr>
-      <w:r>
-        <w:rPr>
-          <w:i/>
-          <w:iCs/>
-          <w:u w:val="single"/>
-          <w:lang w:eastAsia="en-GB"/>
-        </w:rPr>
-        <w:t>Inclusion criteria:</w:t>
-      </w:r>
-    </w:p>
-    <w:p>
-      <w:pPr>
-        <w:rPr>
-          <w:lang w:eastAsia="en-GB"/>
-        </w:rPr>
-      </w:pPr>
-      <w:r>
-        <w:rPr>
-          <w:lang w:eastAsia="en-GB"/>
-        </w:rPr>
-        <w:t xml:space="preserve">At least one diagnosis of type 2 diabetes (concept ID </w:t>
-      </w:r>
-      <w:r>
-        <w:rPr>
-          <w:lang w:eastAsia="en-GB"/>
-        </w:rPr>
-        <w:t>= 201826L)</w:t>
-      </w:r>
-      <w:r>
-        <w:rPr>
-          <w:lang w:eastAsia="en-GB"/>
-        </w:rPr>
-        <w:t xml:space="preserve"> or uncontrolled type 2 diabetes mellitus (</w:t>
-      </w:r>
-      <w:proofErr w:type="spellStart"/>
-      <w:r>
-        <w:rPr>
-          <w:lang w:eastAsia="en-GB"/>
-        </w:rPr>
-        <w:t>conceptID</w:t>
-      </w:r>
-      <w:proofErr w:type="spellEnd"/>
-      <w:r>
-        <w:rPr>
-          <w:lang w:eastAsia="en-GB"/>
-        </w:rPr>
-        <w:t xml:space="preserve"> = </w:t>
-      </w:r>
-      <w:r>
-        <w:rPr>
-          <w:lang w:eastAsia="en-GB"/>
-        </w:rPr>
-        <w:t>40482801L</w:t>
-      </w:r>
-      <w:r>
-        <w:rPr>
-          <w:lang w:eastAsia="en-GB"/>
-        </w:rPr>
-        <w:t>).</w:t>
-      </w:r>
-    </w:p>
-    <w:p>
-      <w:pPr>
-        <w:rPr>
-          <w:i/>
-          <w:iCs/>
-          <w:u w:val="single"/>
-          <w:lang w:eastAsia="en-GB"/>
-        </w:rPr>
-      </w:pPr>
-      <w:r>
-        <w:rPr>
-          <w:i/>
-          <w:iCs/>
-          <w:u w:val="single"/>
-          <w:lang w:eastAsia="en-GB"/>
-        </w:rPr>
-        <w:t>Index date:</w:t>
-      </w:r>
-    </w:p>
-    <w:p>
-      <w:pPr>
-        <w:rPr>
-          <w:lang w:eastAsia="en-GB"/>
-        </w:rPr>
-      </w:pPr>
-      <w:r>
-        <w:rPr>
-          <w:lang w:eastAsia="en-GB"/>
-        </w:rPr>
-        <w:t>Earliest occurrence of uncontrolled type 2 diabetes or type 2 diabetes codes.</w:t>
-      </w:r>
-    </w:p>
-    <w:p>
-      <w:pPr>
-        <w:rPr>
-          <w:i/>
-          <w:iCs/>
-          <w:u w:val="single"/>
-          <w:lang w:eastAsia="en-GB"/>
-        </w:rPr>
-      </w:pPr>
-      <w:r>
-        <w:rPr>
-          <w:i/>
-          <w:iCs/>
-          <w:u w:val="single"/>
-          <w:lang w:eastAsia="en-GB"/>
-        </w:rPr>
-        <w:t>Exit of the cohort definition:</w:t>
-      </w:r>
-    </w:p>
-    <w:p>
-      <w:r>
-        <w:rPr>
-          <w:lang w:eastAsia="en-GB"/>
-        </w:rPr>
-        <w:t xml:space="preserve">As is considered a chronic condition, exit of the cohort is defined as the end of the observation period of each patient. </w:t>
+        <w:t xml:space="preserve">The principal differential diagnosis is type 1 diabetes mellitus, especially in cases presenting in younger adults or individuals with a low body mass index; this specific form is sometimes termed latent autoimmune diabetes in adults. Other considerations include monogenic forms of diabetes, such as maturity-onset diabetes of the young, and secondary diabetes resulting from other medical conditions like pancreatitis or endocrinopathies, or from the use of certain medications like corticosteroids. To differentiate these conditions, particularly from type 1 diabetes, clinicians may measure C-peptide levels and test for specific autoantibodies at the time of diagnosis or during follow-up if the clinical course is atypical.</w:t>
       </w:r>
     </w:p>
     <w:sectPr>
@@ -817,6 +209,30 @@
 </w:document>
 </file>
 
+<file path=word/comments.xml><?xml version="1.0" encoding="utf-8"?>
+<w:comments xmlns:wpc="http://schemas.microsoft.com/office/word/2010/wordprocessingCanvas" xmlns:mo="http://schemas.microsoft.com/office/mac/office/2008/main" xmlns:mc="http://schemas.openxmlformats.org/markup-compatibility/2006" xmlns:mv="urn:schemas-microsoft-com:mac:vml" xmlns:o="urn:schemas-microsoft-com:office:office" xmlns:r="http://schemas.openxmlformats.org/officeDocument/2006/relationships" xmlns:m="http://schemas.openxmlformats.org/officeDocument/2006/math" xmlns:v="urn:schemas-microsoft-com:vml" xmlns:wp14="http://schemas.microsoft.com/office/word/2010/wordprocessingDrawing" xmlns:wp="http://schemas.openxmlformats.org/drawingml/2006/wordprocessingDrawing" xmlns:w10="urn:schemas-microsoft-com:office:word" xmlns:w="http://schemas.openxmlformats.org/wordprocessingml/2006/main" xmlns:w14="http://schemas.microsoft.com/office/word/2010/wordml" xmlns:wpg="http://schemas.microsoft.com/office/word/2010/wordprocessingGroup" xmlns:wpi="http://schemas.microsoft.com/office/word/2010/wordprocessingInk" xmlns:wne="http://schemas.microsoft.com/office/word/2006/wordml" xmlns:wps="http://schemas.microsoft.com/office/word/2010/wordprocessingShape" mc:Ignorable="w14 wp14">
+</w:comments>
+</file>
+
+<file path=word/footnotes.xml><?xml version="1.0" encoding="utf-8"?>
+<w:footnotes xmlns:wpc="http://schemas.microsoft.com/office/word/2010/wordprocessingCanvas" xmlns:mo="http://schemas.microsoft.com/office/mac/office/2008/main" xmlns:mc="http://schemas.openxmlformats.org/markup-compatibility/2006" xmlns:mv="urn:schemas-microsoft-com:mac:vml" xmlns:o="urn:schemas-microsoft-com:office:office" xmlns:r="http://schemas.openxmlformats.org/officeDocument/2006/relationships" xmlns:m="http://schemas.openxmlformats.org/officeDocument/2006/math" xmlns:v="urn:schemas-microsoft-com:vml" xmlns:wp14="http://schemas.microsoft.com/office/word/2010/wordprocessingDrawing" xmlns:wp="http://schemas.openxmlformats.org/drawingml/2006/wordprocessingDrawing" xmlns:w10="urn:schemas-microsoft-com:office:word" xmlns:w="http://schemas.openxmlformats.org/wordprocessingml/2006/main" xmlns:w14="http://schemas.microsoft.com/office/word/2010/wordml" xmlns:wpg="http://schemas.microsoft.com/office/word/2010/wordprocessingGroup" xmlns:wpi="http://schemas.microsoft.com/office/word/2010/wordprocessingInk" xmlns:wne="http://schemas.microsoft.com/office/word/2006/wordml" xmlns:wps="http://schemas.microsoft.com/office/word/2010/wordprocessingShape" mc:Ignorable="w14 wp14">
+  <w:footnote w:type="separator" w:id="-1">
+    <w:p>
+      <w:r>
+        <w:separator/>
+      </w:r>
+    </w:p>
+  </w:footnote>
+  <w:footnote w:type="continuationSeparator" w:id="0">
+    <w:p>
+      <w:r>
+        <w:continuationSeparator/>
+      </w:r>
+    </w:p>
+  </w:footnote>
+</w:footnotes>
+</file>
+
 <file path=word/numbering.xml><?xml version="1.0" encoding="utf-8"?>
 <w:numbering xmlns:wpc="http://schemas.microsoft.com/office/word/2010/wordprocessingCanvas" xmlns:cx="http://schemas.microsoft.com/office/drawing/2014/chartex" xmlns:cx1="http://schemas.microsoft.com/office/drawing/2015/9/8/chartex" xmlns:cx2="http://schemas.microsoft.com/office/drawing/2015/10/21/chartex" xmlns:cx3="http://schemas.microsoft.com/office/drawing/2016/5/9/chartex" xmlns:cx4="http://schemas.microsoft.com/office/drawing/2016/5/10/chartex" xmlns:cx5="http://schemas.microsoft.com/office/drawing/2016/5/11/chartex" xmlns:cx6="http://schemas.microsoft.com/office/drawing/2016/5/12/chartex" xmlns:cx7="http://schemas.microsoft.com/office/drawing/2016/5/13/chartex" xmlns:cx8="http://schemas.microsoft.com/office/drawing/2016/5/14/chartex" xmlns:mc="http://schemas.openxmlformats.org/markup-compatibility/2006" xmlns:aink="http://schemas.microsoft.com/office/drawing/2016/ink" xmlns:am3d="http://schemas.microsoft.com/office/drawing/2017/model3d" xmlns:o="urn:schemas-microsoft-com:office:office" xmlns:oel="http://schemas.microsoft.com/office/2019/extlst" xmlns:r="http://schemas.openxmlformats.org/officeDocument/2006/relationships" xmlns:m="http://schemas.openxmlformats.org/officeDocument/2006/math" xmlns:v="urn:schemas-microsoft-com:vml" xmlns:wp14="http://schemas.microsoft.com/office/word/2010/wordprocessingDrawing" xmlns:wp="http://schemas.openxmlformats.org/drawingml/2006/wordprocessingDrawing" xmlns:w10="urn:schemas-microsoft-com:office:word" xmlns:w="http://schemas.openxmlformats.org/wordprocessingml/2006/main" xmlns:w14="http://schemas.microsoft.com/office/word/2010/wordml" xmlns:w15="http://schemas.microsoft.com/office/word/2012/wordml" xmlns:w16cex="http://schemas.microsoft.com/office/word/2018/wordml/cex" xmlns:w16cid="http://schemas.microsoft.com/office/word/2016/wordml/cid" xmlns:w16="http://schemas.microsoft.com/office/word/2018/wordml" xmlns:w16du="http://schemas.microsoft.com/office/word/2023/wordml/word16du" xmlns:w16sdtdh="http://schemas.microsoft.com/office/word/2020/wordml/sdtdatahash" xmlns:w16sdtfl="http://schemas.microsoft.com/office/word/2024/wordml/sdtformatlock" xmlns:w16se="http://schemas.microsoft.com/office/word/2015/wordml/symex" xmlns:wpg="http://schemas.microsoft.com/office/word/2010/wordprocessingGroup" xmlns:wpi="http://schemas.microsoft.com/office/word/2010/wordprocessingInk" xmlns:wne="http://schemas.microsoft.com/office/word/2006/wordml" xmlns:wps="http://schemas.microsoft.com/office/word/2010/wordprocessingShape" mc:Ignorable="w14 w15 w16se w16cid w16 w16cex w16sdtdh w16sdtfl w16du wp14">
   <w:abstractNum w:abstractNumId="0" w15:restartNumberingAfterBreak="0">
@@ -933,9 +349,9 @@
     </w:lvl>
   </w:abstractNum>
   <w:abstractNum w:abstractNumId="1" w15:restartNumberingAfterBreak="0">
-    <w:nsid w:val="2DC47BC4"/>
+    <w:nsid w:val="30282735"/>
     <w:multiLevelType w:val="multilevel"/>
-    <w:tmpl w:val="AA12F518"/>
+    <w:tmpl w:val="BFB40C7A"/>
     <w:lvl w:ilvl="0">
       <w:start w:val="1"/>
       <w:numFmt w:val="bullet"/>
@@ -1082,9 +498,9 @@
     </w:lvl>
   </w:abstractNum>
   <w:abstractNum w:abstractNumId="2" w15:restartNumberingAfterBreak="0">
-    <w:nsid w:val="30282735"/>
+    <w:nsid w:val="3B7B1BE6"/>
     <w:multiLevelType w:val="multilevel"/>
-    <w:tmpl w:val="BFB40C7A"/>
+    <w:tmpl w:val="F3E059E8"/>
     <w:lvl w:ilvl="0">
       <w:start w:val="1"/>
       <w:numFmt w:val="bullet"/>
@@ -1230,622 +646,14 @@
       </w:rPr>
     </w:lvl>
   </w:abstractNum>
-  <w:abstractNum w:abstractNumId="3" w15:restartNumberingAfterBreak="0">
-    <w:nsid w:val="3B7B1BE6"/>
-    <w:multiLevelType w:val="multilevel"/>
-    <w:tmpl w:val="F3E059E8"/>
-    <w:lvl w:ilvl="0">
-      <w:start w:val="1"/>
-      <w:numFmt w:val="bullet"/>
-      <w:lvlText w:val=""/>
-      <w:lvlJc w:val="left"/>
-      <w:pPr>
-        <w:tabs>
-          <w:tab w:val="num" w:pos="720"/>
-        </w:tabs>
-        <w:ind w:left="720" w:hanging="360"/>
-      </w:pPr>
-      <w:rPr>
-        <w:rFonts w:ascii="Symbol" w:hAnsi="Symbol" w:hint="default"/>
-        <w:sz w:val="20"/>
-      </w:rPr>
-    </w:lvl>
-    <w:lvl w:ilvl="1" w:tentative="1">
-      <w:start w:val="1"/>
-      <w:numFmt w:val="bullet"/>
-      <w:lvlText w:val="o"/>
-      <w:lvlJc w:val="left"/>
-      <w:pPr>
-        <w:tabs>
-          <w:tab w:val="num" w:pos="1440"/>
-        </w:tabs>
-        <w:ind w:left="1440" w:hanging="360"/>
-      </w:pPr>
-      <w:rPr>
-        <w:rFonts w:ascii="Courier New" w:hAnsi="Courier New" w:hint="default"/>
-        <w:sz w:val="20"/>
-      </w:rPr>
-    </w:lvl>
-    <w:lvl w:ilvl="2" w:tentative="1">
-      <w:start w:val="1"/>
-      <w:numFmt w:val="bullet"/>
-      <w:lvlText w:val=""/>
-      <w:lvlJc w:val="left"/>
-      <w:pPr>
-        <w:tabs>
-          <w:tab w:val="num" w:pos="2160"/>
-        </w:tabs>
-        <w:ind w:left="2160" w:hanging="360"/>
-      </w:pPr>
-      <w:rPr>
-        <w:rFonts w:ascii="Wingdings" w:hAnsi="Wingdings" w:hint="default"/>
-        <w:sz w:val="20"/>
-      </w:rPr>
-    </w:lvl>
-    <w:lvl w:ilvl="3" w:tentative="1">
-      <w:start w:val="1"/>
-      <w:numFmt w:val="bullet"/>
-      <w:lvlText w:val=""/>
-      <w:lvlJc w:val="left"/>
-      <w:pPr>
-        <w:tabs>
-          <w:tab w:val="num" w:pos="2880"/>
-        </w:tabs>
-        <w:ind w:left="2880" w:hanging="360"/>
-      </w:pPr>
-      <w:rPr>
-        <w:rFonts w:ascii="Wingdings" w:hAnsi="Wingdings" w:hint="default"/>
-        <w:sz w:val="20"/>
-      </w:rPr>
-    </w:lvl>
-    <w:lvl w:ilvl="4" w:tentative="1">
-      <w:start w:val="1"/>
-      <w:numFmt w:val="bullet"/>
-      <w:lvlText w:val=""/>
-      <w:lvlJc w:val="left"/>
-      <w:pPr>
-        <w:tabs>
-          <w:tab w:val="num" w:pos="3600"/>
-        </w:tabs>
-        <w:ind w:left="3600" w:hanging="360"/>
-      </w:pPr>
-      <w:rPr>
-        <w:rFonts w:ascii="Wingdings" w:hAnsi="Wingdings" w:hint="default"/>
-        <w:sz w:val="20"/>
-      </w:rPr>
-    </w:lvl>
-    <w:lvl w:ilvl="5" w:tentative="1">
-      <w:start w:val="1"/>
-      <w:numFmt w:val="bullet"/>
-      <w:lvlText w:val=""/>
-      <w:lvlJc w:val="left"/>
-      <w:pPr>
-        <w:tabs>
-          <w:tab w:val="num" w:pos="4320"/>
-        </w:tabs>
-        <w:ind w:left="4320" w:hanging="360"/>
-      </w:pPr>
-      <w:rPr>
-        <w:rFonts w:ascii="Wingdings" w:hAnsi="Wingdings" w:hint="default"/>
-        <w:sz w:val="20"/>
-      </w:rPr>
-    </w:lvl>
-    <w:lvl w:ilvl="6" w:tentative="1">
-      <w:start w:val="1"/>
-      <w:numFmt w:val="bullet"/>
-      <w:lvlText w:val=""/>
-      <w:lvlJc w:val="left"/>
-      <w:pPr>
-        <w:tabs>
-          <w:tab w:val="num" w:pos="5040"/>
-        </w:tabs>
-        <w:ind w:left="5040" w:hanging="360"/>
-      </w:pPr>
-      <w:rPr>
-        <w:rFonts w:ascii="Wingdings" w:hAnsi="Wingdings" w:hint="default"/>
-        <w:sz w:val="20"/>
-      </w:rPr>
-    </w:lvl>
-    <w:lvl w:ilvl="7" w:tentative="1">
-      <w:start w:val="1"/>
-      <w:numFmt w:val="bullet"/>
-      <w:lvlText w:val=""/>
-      <w:lvlJc w:val="left"/>
-      <w:pPr>
-        <w:tabs>
-          <w:tab w:val="num" w:pos="5760"/>
-        </w:tabs>
-        <w:ind w:left="5760" w:hanging="360"/>
-      </w:pPr>
-      <w:rPr>
-        <w:rFonts w:ascii="Wingdings" w:hAnsi="Wingdings" w:hint="default"/>
-        <w:sz w:val="20"/>
-      </w:rPr>
-    </w:lvl>
-    <w:lvl w:ilvl="8" w:tentative="1">
-      <w:start w:val="1"/>
-      <w:numFmt w:val="bullet"/>
-      <w:lvlText w:val=""/>
-      <w:lvlJc w:val="left"/>
-      <w:pPr>
-        <w:tabs>
-          <w:tab w:val="num" w:pos="6480"/>
-        </w:tabs>
-        <w:ind w:left="6480" w:hanging="360"/>
-      </w:pPr>
-      <w:rPr>
-        <w:rFonts w:ascii="Wingdings" w:hAnsi="Wingdings" w:hint="default"/>
-        <w:sz w:val="20"/>
-      </w:rPr>
-    </w:lvl>
-  </w:abstractNum>
-  <w:abstractNum w:abstractNumId="4" w15:restartNumberingAfterBreak="0">
-    <w:nsid w:val="3F2E000C"/>
-    <w:multiLevelType w:val="multilevel"/>
-    <w:tmpl w:val="D8FAA90E"/>
-    <w:lvl w:ilvl="0">
-      <w:start w:val="1"/>
-      <w:numFmt w:val="bullet"/>
-      <w:lvlText w:val=""/>
-      <w:lvlJc w:val="left"/>
-      <w:pPr>
-        <w:tabs>
-          <w:tab w:val="num" w:pos="720"/>
-        </w:tabs>
-        <w:ind w:left="720" w:hanging="360"/>
-      </w:pPr>
-      <w:rPr>
-        <w:rFonts w:ascii="Symbol" w:hAnsi="Symbol" w:hint="default"/>
-        <w:sz w:val="20"/>
-      </w:rPr>
-    </w:lvl>
-    <w:lvl w:ilvl="1" w:tentative="1">
-      <w:start w:val="1"/>
-      <w:numFmt w:val="bullet"/>
-      <w:lvlText w:val="o"/>
-      <w:lvlJc w:val="left"/>
-      <w:pPr>
-        <w:tabs>
-          <w:tab w:val="num" w:pos="1440"/>
-        </w:tabs>
-        <w:ind w:left="1440" w:hanging="360"/>
-      </w:pPr>
-      <w:rPr>
-        <w:rFonts w:ascii="Courier New" w:hAnsi="Courier New" w:hint="default"/>
-        <w:sz w:val="20"/>
-      </w:rPr>
-    </w:lvl>
-    <w:lvl w:ilvl="2" w:tentative="1">
-      <w:start w:val="1"/>
-      <w:numFmt w:val="bullet"/>
-      <w:lvlText w:val=""/>
-      <w:lvlJc w:val="left"/>
-      <w:pPr>
-        <w:tabs>
-          <w:tab w:val="num" w:pos="2160"/>
-        </w:tabs>
-        <w:ind w:left="2160" w:hanging="360"/>
-      </w:pPr>
-      <w:rPr>
-        <w:rFonts w:ascii="Wingdings" w:hAnsi="Wingdings" w:hint="default"/>
-        <w:sz w:val="20"/>
-      </w:rPr>
-    </w:lvl>
-    <w:lvl w:ilvl="3" w:tentative="1">
-      <w:start w:val="1"/>
-      <w:numFmt w:val="bullet"/>
-      <w:lvlText w:val=""/>
-      <w:lvlJc w:val="left"/>
-      <w:pPr>
-        <w:tabs>
-          <w:tab w:val="num" w:pos="2880"/>
-        </w:tabs>
-        <w:ind w:left="2880" w:hanging="360"/>
-      </w:pPr>
-      <w:rPr>
-        <w:rFonts w:ascii="Wingdings" w:hAnsi="Wingdings" w:hint="default"/>
-        <w:sz w:val="20"/>
-      </w:rPr>
-    </w:lvl>
-    <w:lvl w:ilvl="4" w:tentative="1">
-      <w:start w:val="1"/>
-      <w:numFmt w:val="bullet"/>
-      <w:lvlText w:val=""/>
-      <w:lvlJc w:val="left"/>
-      <w:pPr>
-        <w:tabs>
-          <w:tab w:val="num" w:pos="3600"/>
-        </w:tabs>
-        <w:ind w:left="3600" w:hanging="360"/>
-      </w:pPr>
-      <w:rPr>
-        <w:rFonts w:ascii="Wingdings" w:hAnsi="Wingdings" w:hint="default"/>
-        <w:sz w:val="20"/>
-      </w:rPr>
-    </w:lvl>
-    <w:lvl w:ilvl="5" w:tentative="1">
-      <w:start w:val="1"/>
-      <w:numFmt w:val="bullet"/>
-      <w:lvlText w:val=""/>
-      <w:lvlJc w:val="left"/>
-      <w:pPr>
-        <w:tabs>
-          <w:tab w:val="num" w:pos="4320"/>
-        </w:tabs>
-        <w:ind w:left="4320" w:hanging="360"/>
-      </w:pPr>
-      <w:rPr>
-        <w:rFonts w:ascii="Wingdings" w:hAnsi="Wingdings" w:hint="default"/>
-        <w:sz w:val="20"/>
-      </w:rPr>
-    </w:lvl>
-    <w:lvl w:ilvl="6" w:tentative="1">
-      <w:start w:val="1"/>
-      <w:numFmt w:val="bullet"/>
-      <w:lvlText w:val=""/>
-      <w:lvlJc w:val="left"/>
-      <w:pPr>
-        <w:tabs>
-          <w:tab w:val="num" w:pos="5040"/>
-        </w:tabs>
-        <w:ind w:left="5040" w:hanging="360"/>
-      </w:pPr>
-      <w:rPr>
-        <w:rFonts w:ascii="Wingdings" w:hAnsi="Wingdings" w:hint="default"/>
-        <w:sz w:val="20"/>
-      </w:rPr>
-    </w:lvl>
-    <w:lvl w:ilvl="7" w:tentative="1">
-      <w:start w:val="1"/>
-      <w:numFmt w:val="bullet"/>
-      <w:lvlText w:val=""/>
-      <w:lvlJc w:val="left"/>
-      <w:pPr>
-        <w:tabs>
-          <w:tab w:val="num" w:pos="5760"/>
-        </w:tabs>
-        <w:ind w:left="5760" w:hanging="360"/>
-      </w:pPr>
-      <w:rPr>
-        <w:rFonts w:ascii="Wingdings" w:hAnsi="Wingdings" w:hint="default"/>
-        <w:sz w:val="20"/>
-      </w:rPr>
-    </w:lvl>
-    <w:lvl w:ilvl="8" w:tentative="1">
-      <w:start w:val="1"/>
-      <w:numFmt w:val="bullet"/>
-      <w:lvlText w:val=""/>
-      <w:lvlJc w:val="left"/>
-      <w:pPr>
-        <w:tabs>
-          <w:tab w:val="num" w:pos="6480"/>
-        </w:tabs>
-        <w:ind w:left="6480" w:hanging="360"/>
-      </w:pPr>
-      <w:rPr>
-        <w:rFonts w:ascii="Wingdings" w:hAnsi="Wingdings" w:hint="default"/>
-        <w:sz w:val="20"/>
-      </w:rPr>
-    </w:lvl>
-  </w:abstractNum>
-  <w:abstractNum w:abstractNumId="5" w15:restartNumberingAfterBreak="0">
-    <w:nsid w:val="48BC21D8"/>
-    <w:multiLevelType w:val="multilevel"/>
-    <w:tmpl w:val="1F0C65CA"/>
-    <w:lvl w:ilvl="0">
-      <w:start w:val="1"/>
-      <w:numFmt w:val="bullet"/>
-      <w:lvlText w:val=""/>
-      <w:lvlJc w:val="left"/>
-      <w:pPr>
-        <w:tabs>
-          <w:tab w:val="num" w:pos="720"/>
-        </w:tabs>
-        <w:ind w:left="720" w:hanging="360"/>
-      </w:pPr>
-      <w:rPr>
-        <w:rFonts w:ascii="Symbol" w:hAnsi="Symbol" w:hint="default"/>
-        <w:sz w:val="20"/>
-      </w:rPr>
-    </w:lvl>
-    <w:lvl w:ilvl="1">
-      <w:start w:val="1"/>
-      <w:numFmt w:val="bullet"/>
-      <w:lvlText w:val="o"/>
-      <w:lvlJc w:val="left"/>
-      <w:pPr>
-        <w:tabs>
-          <w:tab w:val="num" w:pos="1440"/>
-        </w:tabs>
-        <w:ind w:left="1440" w:hanging="360"/>
-      </w:pPr>
-      <w:rPr>
-        <w:rFonts w:ascii="Courier New" w:hAnsi="Courier New" w:hint="default"/>
-        <w:sz w:val="20"/>
-      </w:rPr>
-    </w:lvl>
-    <w:lvl w:ilvl="2" w:tentative="1">
-      <w:start w:val="1"/>
-      <w:numFmt w:val="bullet"/>
-      <w:lvlText w:val=""/>
-      <w:lvlJc w:val="left"/>
-      <w:pPr>
-        <w:tabs>
-          <w:tab w:val="num" w:pos="2160"/>
-        </w:tabs>
-        <w:ind w:left="2160" w:hanging="360"/>
-      </w:pPr>
-      <w:rPr>
-        <w:rFonts w:ascii="Wingdings" w:hAnsi="Wingdings" w:hint="default"/>
-        <w:sz w:val="20"/>
-      </w:rPr>
-    </w:lvl>
-    <w:lvl w:ilvl="3" w:tentative="1">
-      <w:start w:val="1"/>
-      <w:numFmt w:val="bullet"/>
-      <w:lvlText w:val=""/>
-      <w:lvlJc w:val="left"/>
-      <w:pPr>
-        <w:tabs>
-          <w:tab w:val="num" w:pos="2880"/>
-        </w:tabs>
-        <w:ind w:left="2880" w:hanging="360"/>
-      </w:pPr>
-      <w:rPr>
-        <w:rFonts w:ascii="Wingdings" w:hAnsi="Wingdings" w:hint="default"/>
-        <w:sz w:val="20"/>
-      </w:rPr>
-    </w:lvl>
-    <w:lvl w:ilvl="4" w:tentative="1">
-      <w:start w:val="1"/>
-      <w:numFmt w:val="bullet"/>
-      <w:lvlText w:val=""/>
-      <w:lvlJc w:val="left"/>
-      <w:pPr>
-        <w:tabs>
-          <w:tab w:val="num" w:pos="3600"/>
-        </w:tabs>
-        <w:ind w:left="3600" w:hanging="360"/>
-      </w:pPr>
-      <w:rPr>
-        <w:rFonts w:ascii="Wingdings" w:hAnsi="Wingdings" w:hint="default"/>
-        <w:sz w:val="20"/>
-      </w:rPr>
-    </w:lvl>
-    <w:lvl w:ilvl="5" w:tentative="1">
-      <w:start w:val="1"/>
-      <w:numFmt w:val="bullet"/>
-      <w:lvlText w:val=""/>
-      <w:lvlJc w:val="left"/>
-      <w:pPr>
-        <w:tabs>
-          <w:tab w:val="num" w:pos="4320"/>
-        </w:tabs>
-        <w:ind w:left="4320" w:hanging="360"/>
-      </w:pPr>
-      <w:rPr>
-        <w:rFonts w:ascii="Wingdings" w:hAnsi="Wingdings" w:hint="default"/>
-        <w:sz w:val="20"/>
-      </w:rPr>
-    </w:lvl>
-    <w:lvl w:ilvl="6" w:tentative="1">
-      <w:start w:val="1"/>
-      <w:numFmt w:val="bullet"/>
-      <w:lvlText w:val=""/>
-      <w:lvlJc w:val="left"/>
-      <w:pPr>
-        <w:tabs>
-          <w:tab w:val="num" w:pos="5040"/>
-        </w:tabs>
-        <w:ind w:left="5040" w:hanging="360"/>
-      </w:pPr>
-      <w:rPr>
-        <w:rFonts w:ascii="Wingdings" w:hAnsi="Wingdings" w:hint="default"/>
-        <w:sz w:val="20"/>
-      </w:rPr>
-    </w:lvl>
-    <w:lvl w:ilvl="7" w:tentative="1">
-      <w:start w:val="1"/>
-      <w:numFmt w:val="bullet"/>
-      <w:lvlText w:val=""/>
-      <w:lvlJc w:val="left"/>
-      <w:pPr>
-        <w:tabs>
-          <w:tab w:val="num" w:pos="5760"/>
-        </w:tabs>
-        <w:ind w:left="5760" w:hanging="360"/>
-      </w:pPr>
-      <w:rPr>
-        <w:rFonts w:ascii="Wingdings" w:hAnsi="Wingdings" w:hint="default"/>
-        <w:sz w:val="20"/>
-      </w:rPr>
-    </w:lvl>
-    <w:lvl w:ilvl="8" w:tentative="1">
-      <w:start w:val="1"/>
-      <w:numFmt w:val="bullet"/>
-      <w:lvlText w:val=""/>
-      <w:lvlJc w:val="left"/>
-      <w:pPr>
-        <w:tabs>
-          <w:tab w:val="num" w:pos="6480"/>
-        </w:tabs>
-        <w:ind w:left="6480" w:hanging="360"/>
-      </w:pPr>
-      <w:rPr>
-        <w:rFonts w:ascii="Wingdings" w:hAnsi="Wingdings" w:hint="default"/>
-        <w:sz w:val="20"/>
-      </w:rPr>
-    </w:lvl>
-  </w:abstractNum>
-  <w:abstractNum w:abstractNumId="6" w15:restartNumberingAfterBreak="0">
-    <w:nsid w:val="4E572BD3"/>
-    <w:multiLevelType w:val="multilevel"/>
-    <w:tmpl w:val="E6481050"/>
-    <w:lvl w:ilvl="0">
-      <w:start w:val="1"/>
-      <w:numFmt w:val="bullet"/>
-      <w:lvlText w:val=""/>
-      <w:lvlJc w:val="left"/>
-      <w:pPr>
-        <w:tabs>
-          <w:tab w:val="num" w:pos="720"/>
-        </w:tabs>
-        <w:ind w:left="720" w:hanging="360"/>
-      </w:pPr>
-      <w:rPr>
-        <w:rFonts w:ascii="Symbol" w:hAnsi="Symbol" w:hint="default"/>
-        <w:sz w:val="20"/>
-      </w:rPr>
-    </w:lvl>
-    <w:lvl w:ilvl="1">
-      <w:start w:val="1"/>
-      <w:numFmt w:val="bullet"/>
-      <w:lvlText w:val="o"/>
-      <w:lvlJc w:val="left"/>
-      <w:pPr>
-        <w:tabs>
-          <w:tab w:val="num" w:pos="1440"/>
-        </w:tabs>
-        <w:ind w:left="1440" w:hanging="360"/>
-      </w:pPr>
-      <w:rPr>
-        <w:rFonts w:ascii="Courier New" w:hAnsi="Courier New" w:hint="default"/>
-        <w:sz w:val="20"/>
-      </w:rPr>
-    </w:lvl>
-    <w:lvl w:ilvl="2" w:tentative="1">
-      <w:start w:val="1"/>
-      <w:numFmt w:val="bullet"/>
-      <w:lvlText w:val=""/>
-      <w:lvlJc w:val="left"/>
-      <w:pPr>
-        <w:tabs>
-          <w:tab w:val="num" w:pos="2160"/>
-        </w:tabs>
-        <w:ind w:left="2160" w:hanging="360"/>
-      </w:pPr>
-      <w:rPr>
-        <w:rFonts w:ascii="Wingdings" w:hAnsi="Wingdings" w:hint="default"/>
-        <w:sz w:val="20"/>
-      </w:rPr>
-    </w:lvl>
-    <w:lvl w:ilvl="3" w:tentative="1">
-      <w:start w:val="1"/>
-      <w:numFmt w:val="bullet"/>
-      <w:lvlText w:val=""/>
-      <w:lvlJc w:val="left"/>
-      <w:pPr>
-        <w:tabs>
-          <w:tab w:val="num" w:pos="2880"/>
-        </w:tabs>
-        <w:ind w:left="2880" w:hanging="360"/>
-      </w:pPr>
-      <w:rPr>
-        <w:rFonts w:ascii="Wingdings" w:hAnsi="Wingdings" w:hint="default"/>
-        <w:sz w:val="20"/>
-      </w:rPr>
-    </w:lvl>
-    <w:lvl w:ilvl="4" w:tentative="1">
-      <w:start w:val="1"/>
-      <w:numFmt w:val="bullet"/>
-      <w:lvlText w:val=""/>
-      <w:lvlJc w:val="left"/>
-      <w:pPr>
-        <w:tabs>
-          <w:tab w:val="num" w:pos="3600"/>
-        </w:tabs>
-        <w:ind w:left="3600" w:hanging="360"/>
-      </w:pPr>
-      <w:rPr>
-        <w:rFonts w:ascii="Wingdings" w:hAnsi="Wingdings" w:hint="default"/>
-        <w:sz w:val="20"/>
-      </w:rPr>
-    </w:lvl>
-    <w:lvl w:ilvl="5" w:tentative="1">
-      <w:start w:val="1"/>
-      <w:numFmt w:val="bullet"/>
-      <w:lvlText w:val=""/>
-      <w:lvlJc w:val="left"/>
-      <w:pPr>
-        <w:tabs>
-          <w:tab w:val="num" w:pos="4320"/>
-        </w:tabs>
-        <w:ind w:left="4320" w:hanging="360"/>
-      </w:pPr>
-      <w:rPr>
-        <w:rFonts w:ascii="Wingdings" w:hAnsi="Wingdings" w:hint="default"/>
-        <w:sz w:val="20"/>
-      </w:rPr>
-    </w:lvl>
-    <w:lvl w:ilvl="6" w:tentative="1">
-      <w:start w:val="1"/>
-      <w:numFmt w:val="bullet"/>
-      <w:lvlText w:val=""/>
-      <w:lvlJc w:val="left"/>
-      <w:pPr>
-        <w:tabs>
-          <w:tab w:val="num" w:pos="5040"/>
-        </w:tabs>
-        <w:ind w:left="5040" w:hanging="360"/>
-      </w:pPr>
-      <w:rPr>
-        <w:rFonts w:ascii="Wingdings" w:hAnsi="Wingdings" w:hint="default"/>
-        <w:sz w:val="20"/>
-      </w:rPr>
-    </w:lvl>
-    <w:lvl w:ilvl="7" w:tentative="1">
-      <w:start w:val="1"/>
-      <w:numFmt w:val="bullet"/>
-      <w:lvlText w:val=""/>
-      <w:lvlJc w:val="left"/>
-      <w:pPr>
-        <w:tabs>
-          <w:tab w:val="num" w:pos="5760"/>
-        </w:tabs>
-        <w:ind w:left="5760" w:hanging="360"/>
-      </w:pPr>
-      <w:rPr>
-        <w:rFonts w:ascii="Wingdings" w:hAnsi="Wingdings" w:hint="default"/>
-        <w:sz w:val="20"/>
-      </w:rPr>
-    </w:lvl>
-    <w:lvl w:ilvl="8" w:tentative="1">
-      <w:start w:val="1"/>
-      <w:numFmt w:val="bullet"/>
-      <w:lvlText w:val=""/>
-      <w:lvlJc w:val="left"/>
-      <w:pPr>
-        <w:tabs>
-          <w:tab w:val="num" w:pos="6480"/>
-        </w:tabs>
-        <w:ind w:left="6480" w:hanging="360"/>
-      </w:pPr>
-      <w:rPr>
-        <w:rFonts w:ascii="Wingdings" w:hAnsi="Wingdings" w:hint="default"/>
-        <w:sz w:val="20"/>
-      </w:rPr>
-    </w:lvl>
-  </w:abstractNum>
   <w:num w:numId="1" w16cid:durableId="511531416">
-    <w:abstractNumId w:val="2"/>
+    <w:abstractNumId w:val="1"/>
   </w:num>
   <w:num w:numId="2" w16cid:durableId="689529679">
-    <w:abstractNumId w:val="3"/>
+    <w:abstractNumId w:val="2"/>
   </w:num>
   <w:num w:numId="3" w16cid:durableId="894926017">
     <w:abstractNumId w:val="0"/>
-  </w:num>
-  <w:num w:numId="4" w16cid:durableId="69667170">
-    <w:abstractNumId w:val="4"/>
-  </w:num>
-  <w:num w:numId="5" w16cid:durableId="445394217">
-    <w:abstractNumId w:val="6"/>
-  </w:num>
-  <w:num w:numId="6" w16cid:durableId="881284402">
-    <w:abstractNumId w:val="5"/>
-  </w:num>
-  <w:num w:numId="7" w16cid:durableId="710886703">
-    <w:abstractNumId w:val="1"/>
   </w:num>
 </w:numbering>
 </file>
@@ -2248,91 +1056,51 @@
   <w:style w:type="paragraph" w:default="1" w:styleId="Normal">
     <w:name w:val="Normal"/>
     <w:qFormat/>
-    <w:rsid w:val="004F26D5"/>
   </w:style>
   <w:style w:type="paragraph" w:styleId="Heading1">
     <w:name w:val="heading 1"/>
     <w:basedOn w:val="Normal"/>
     <w:next w:val="Normal"/>
     <w:link w:val="Heading1Char"/>
+    <w:autoRedefine/>
     <w:uiPriority w:val="9"/>
     <w:qFormat/>
-    <w:rsid w:val="00B421F3"/>
+    <w:rsid w:val="005F3752"/>
     <w:pPr>
-      <w:keepNext/>
-      <w:keepLines/>
-      <w:spacing w:before="240" w:after="0"/>
       <w:outlineLvl w:val="0"/>
     </w:pPr>
     <w:rPr>
-      <w:rFonts w:asciiTheme="majorHAnsi" w:eastAsiaTheme="majorEastAsia" w:hAnsiTheme="majorHAnsi" w:cstheme="majorBidi"/>
-      <w:color w:val="2F5496" w:themeColor="accent1" w:themeShade="BF"/>
-      <w:sz w:val="32"/>
-      <w:szCs w:val="32"/>
+      <w:b/>
+      <w:sz w:val="24"/>
+      <w:u w:val="single"/>
     </w:rPr>
   </w:style>
   <w:style w:type="paragraph" w:styleId="Heading2">
     <w:name w:val="heading 2"/>
-    <w:basedOn w:val="Normal"/>
+    <w:basedOn w:val="Title"/>
     <w:link w:val="Heading2Char"/>
     <w:uiPriority w:val="9"/>
     <w:qFormat/>
-    <w:rsid w:val="007E1F2D"/>
+    <w:rsid w:val="004C3936"/>
     <w:pPr>
-      <w:spacing w:before="100" w:beforeAutospacing="1" w:after="100" w:afterAutospacing="1" w:line="240" w:lineRule="auto"/>
+      <w:jc w:val="left"/>
       <w:outlineLvl w:val="1"/>
     </w:pPr>
     <w:rPr>
-      <w:rFonts w:ascii="Times New Roman" w:eastAsia="Times New Roman" w:hAnsi="Times New Roman" w:cs="Times New Roman"/>
-      <w:b/>
-      <w:bCs/>
-      <w:sz w:val="36"/>
-      <w:szCs w:val="36"/>
-      <w:lang w:eastAsia="en-GB"/>
+      <w:sz w:val="22"/>
+      <w:u w:val="none"/>
     </w:rPr>
   </w:style>
   <w:style w:type="paragraph" w:styleId="Heading3">
     <w:name w:val="heading 3"/>
-    <w:basedOn w:val="Normal"/>
+    <w:basedOn w:val="Heading2"/>
     <w:link w:val="Heading3Char"/>
     <w:uiPriority w:val="9"/>
     <w:qFormat/>
-    <w:rsid w:val="007E1F2D"/>
+    <w:rsid w:val="005D487C"/>
     <w:pPr>
-      <w:spacing w:before="100" w:beforeAutospacing="1" w:after="100" w:afterAutospacing="1" w:line="240" w:lineRule="auto"/>
       <w:outlineLvl w:val="2"/>
     </w:pPr>
-    <w:rPr>
-      <w:rFonts w:ascii="Times New Roman" w:eastAsia="Times New Roman" w:hAnsi="Times New Roman" w:cs="Times New Roman"/>
-      <w:b/>
-      <w:bCs/>
-      <w:sz w:val="27"/>
-      <w:szCs w:val="27"/>
-      <w:lang w:eastAsia="en-GB"/>
-    </w:rPr>
-  </w:style>
-  <w:style w:type="paragraph" w:styleId="Heading4">
-    <w:name w:val="heading 4"/>
-    <w:basedOn w:val="Normal"/>
-    <w:next w:val="Normal"/>
-    <w:link w:val="Heading4Char"/>
-    <w:uiPriority w:val="9"/>
-    <w:semiHidden/>
-    <w:unhideWhenUsed/>
-    <w:qFormat/>
-    <w:rsid w:val="004F26D5"/>
-    <w:pPr>
-      <w:keepNext/>
-      <w:keepLines/>
-      <w:spacing w:before="40" w:after="0"/>
-      <w:outlineLvl w:val="3"/>
-    </w:pPr>
-    <w:rPr>
-      <w:rFonts w:asciiTheme="majorHAnsi" w:eastAsiaTheme="majorEastAsia" w:hAnsiTheme="majorHAnsi" w:cstheme="majorBidi"/>
-      <w:i/>
-      <w:iCs/>
-      <w:color w:val="2F5496" w:themeColor="accent1" w:themeShade="BF"/>
-    </w:rPr>
   </w:style>
   <w:style w:type="character" w:default="1" w:styleId="DefaultParagraphFont">
     <w:name w:val="Default Paragraph Font"/>
@@ -2366,14 +1134,9 @@
     <w:basedOn w:val="DefaultParagraphFont"/>
     <w:link w:val="Heading2"/>
     <w:uiPriority w:val="9"/>
-    <w:rsid w:val="007E1F2D"/>
+    <w:rsid w:val="004C3936"/>
     <w:rPr>
-      <w:rFonts w:ascii="Times New Roman" w:eastAsia="Times New Roman" w:hAnsi="Times New Roman" w:cs="Times New Roman"/>
       <w:b/>
-      <w:bCs/>
-      <w:sz w:val="36"/>
-      <w:szCs w:val="36"/>
-      <w:lang w:eastAsia="en-GB"/>
     </w:rPr>
   </w:style>
   <w:style w:type="character" w:customStyle="1" w:styleId="Heading3Char">
@@ -2381,15 +1144,7 @@
     <w:basedOn w:val="DefaultParagraphFont"/>
     <w:link w:val="Heading3"/>
     <w:uiPriority w:val="9"/>
-    <w:rsid w:val="007E1F2D"/>
-    <w:rPr>
-      <w:rFonts w:ascii="Times New Roman" w:eastAsia="Times New Roman" w:hAnsi="Times New Roman" w:cs="Times New Roman"/>
-      <w:b/>
-      <w:bCs/>
-      <w:sz w:val="27"/>
-      <w:szCs w:val="27"/>
-      <w:lang w:eastAsia="en-GB"/>
-    </w:rPr>
+    <w:rsid w:val="005D487C"/>
   </w:style>
   <w:style w:type="paragraph" w:styleId="NormalWeb">
     <w:name w:val="Normal (Web)"/>
@@ -2460,12 +1215,11 @@
     <w:basedOn w:val="DefaultParagraphFont"/>
     <w:link w:val="Heading1"/>
     <w:uiPriority w:val="9"/>
-    <w:rsid w:val="00B421F3"/>
+    <w:rsid w:val="005F3752"/>
     <w:rPr>
-      <w:rFonts w:asciiTheme="majorHAnsi" w:eastAsiaTheme="majorEastAsia" w:hAnsiTheme="majorHAnsi" w:cstheme="majorBidi"/>
-      <w:color w:val="2F5496" w:themeColor="accent1" w:themeShade="BF"/>
-      <w:sz w:val="32"/>
-      <w:szCs w:val="32"/>
+      <w:b/>
+      <w:sz w:val="24"/>
+      <w:u w:val="single"/>
     </w:rPr>
   </w:style>
   <w:style w:type="paragraph" w:styleId="Revision">
@@ -2501,18 +1255,33 @@
       <w:shd w:val="clear" w:color="auto" w:fill="E1DFDD"/>
     </w:rPr>
   </w:style>
-  <w:style w:type="character" w:customStyle="1" w:styleId="Heading4Char">
-    <w:name w:val="Heading 4 Char"/>
+  <w:style w:type="paragraph" w:styleId="Title">
+    <w:name w:val="Title"/>
+    <w:basedOn w:val="Heading1"/>
+    <w:next w:val="Normal"/>
+    <w:link w:val="TitleChar"/>
+    <w:autoRedefine/>
+    <w:uiPriority w:val="10"/>
+    <w:qFormat/>
+    <w:rsid w:val="004C3936"/>
+    <w:pPr>
+      <w:spacing w:line="360" w:lineRule="auto"/>
+      <w:jc w:val="center"/>
+    </w:pPr>
+    <w:rPr>
+      <w:sz w:val="28"/>
+    </w:rPr>
+  </w:style>
+  <w:style w:type="character" w:customStyle="1" w:styleId="TitleChar">
+    <w:name w:val="Title Char"/>
     <w:basedOn w:val="DefaultParagraphFont"/>
-    <w:link w:val="Heading4"/>
-    <w:uiPriority w:val="9"/>
-    <w:semiHidden/>
-    <w:rsid w:val="004F26D5"/>
+    <w:link w:val="Title"/>
+    <w:uiPriority w:val="10"/>
+    <w:rsid w:val="004C3936"/>
     <w:rPr>
-      <w:rFonts w:asciiTheme="majorHAnsi" w:eastAsiaTheme="majorEastAsia" w:hAnsiTheme="majorHAnsi" w:cstheme="majorBidi"/>
-      <w:i/>
-      <w:iCs/>
-      <w:color w:val="2F5496" w:themeColor="accent1" w:themeShade="BF"/>
+      <w:b/>
+      <w:sz w:val="28"/>
+      <w:u w:val="single"/>
     </w:rPr>
   </w:style>
 </w:styles>
@@ -2823,6 +1592,10 @@
 </file>
 
 <file path=customXml/item2.xml><?xml version="1.0" encoding="utf-8"?>
+<b:Sources xmlns:b="http://schemas.openxmlformats.org/officeDocument/2006/bibliography" xmlns="http://schemas.openxmlformats.org/officeDocument/2006/bibliography" SelectedStyle="/APASixthEditionOfficeOnline.xsl" StyleName="APA" Version="6"/>
+</file>
+
+<file path=customXml/item3.xml><?xml version="1.0" encoding="utf-8"?>
 <p:properties xmlns:p="http://schemas.microsoft.com/office/2006/metadata/properties" xmlns:xsi="http://www.w3.org/2001/XMLSchema-instance" xmlns:pc="http://schemas.microsoft.com/office/infopath/2007/PartnerControls">
   <documentManagement>
     <Math_Settings xmlns="3aedf1c0-925e-4524-a733-b26409c497aa" xsi:nil="true"/>
@@ -2884,7 +1657,7 @@
 </p:properties>
 </file>
 
-<file path=customXml/item3.xml><?xml version="1.0" encoding="utf-8"?>
+<file path=customXml/item4.xml><?xml version="1.0" encoding="utf-8"?>
 <ct:contentTypeSchema xmlns:ct="http://schemas.microsoft.com/office/2006/metadata/contentType" xmlns:ma="http://schemas.microsoft.com/office/2006/metadata/properties/metaAttributes" ct:_="" ma:_="" ma:contentTypeName="Document" ma:contentTypeID="0x010100E53B207407E20E42891CE4C8204B656A" ma:contentTypeVersion="40" ma:contentTypeDescription="Create a new document." ma:contentTypeScope="" ma:versionID="abb8471426c16e47caf96aed0162e2fc">
   <xsd:schema xmlns:xsd="http://www.w3.org/2001/XMLSchema" xmlns:xs="http://www.w3.org/2001/XMLSchema" xmlns:p="http://schemas.microsoft.com/office/2006/metadata/properties" xmlns:ns2="3aedf1c0-925e-4524-a733-b26409c497aa" xmlns:ns3="b3804bb9-11fa-4e2e-86f5-8d7bf731dfbd" targetNamespace="http://schemas.microsoft.com/office/2006/metadata/properties" ma:root="true" ma:fieldsID="39a5074b0b31b2ea1bf0f46b12f892f8" ns2:_="" ns3:_="">
     <xsd:import namespace="3aedf1c0-925e-4524-a733-b26409c497aa"/>
@@ -3362,6 +2135,14 @@
 </file>
 
 <file path=customXml/itemProps2.xml><?xml version="1.0" encoding="utf-8"?>
+<ds:datastoreItem xmlns:ds="http://schemas.openxmlformats.org/officeDocument/2006/customXml" ds:itemID="{076EC2B4-D46E-8942-BB71-AFDD516E1773}">
+  <ds:schemaRefs>
+    <ds:schemaRef ds:uri="http://schemas.openxmlformats.org/officeDocument/2006/bibliography"/>
+  </ds:schemaRefs>
+</ds:datastoreItem>
+</file>
+
+<file path=customXml/itemProps3.xml><?xml version="1.0" encoding="utf-8"?>
 <ds:datastoreItem xmlns:ds="http://schemas.openxmlformats.org/officeDocument/2006/customXml" ds:itemID="{2750510D-F6E9-4EC4-9055-2016929B5183}">
   <ds:schemaRefs>
     <ds:schemaRef ds:uri="http://schemas.microsoft.com/office/2006/metadata/properties"/>
@@ -3372,7 +2153,7 @@
 </ds:datastoreItem>
 </file>
 
-<file path=customXml/itemProps3.xml><?xml version="1.0" encoding="utf-8"?>
+<file path=customXml/itemProps4.xml><?xml version="1.0" encoding="utf-8"?>
 <ds:datastoreItem xmlns:ds="http://schemas.openxmlformats.org/officeDocument/2006/customXml" ds:itemID="{79417CDB-B2D2-4FF3-A560-28E63ED229AA}">
   <ds:schemaRefs>
     <ds:schemaRef ds:uri="http://schemas.microsoft.com/office/2006/metadata/contentType"/>
